--- a/SEMANA 9/Semana 9 Apuntes.docx
+++ b/SEMANA 9/Semana 9 Apuntes.docx
@@ -148,13 +148,25 @@
         <w:rPr>
           <w:lang w:val="es-EC"/>
         </w:rPr>
-        <w:t xml:space="preserve">, aplica igual con una clase que es </w:t>
-      </w:r>
-      <w:r>
-        <w:rPr>
-          <w:lang w:val="es-EC"/>
-        </w:rPr>
-        <w:t>Super y Sub-Clase simultaneo deben ser Protegido.</w:t>
+        <w:t xml:space="preserve">, aplica igual con una clase que es Super y Sub-Clase </w:t>
+      </w:r>
+      <w:r>
+        <w:rPr>
+          <w:lang w:val="es-EC"/>
+        </w:rPr>
+        <w:t xml:space="preserve">en </w:t>
+      </w:r>
+      <w:r>
+        <w:rPr>
+          <w:lang w:val="es-EC"/>
+        </w:rPr>
+        <w:t>simultaneo</w:t>
+      </w:r>
+      <w:r>
+        <w:rPr>
+          <w:lang w:val="es-EC"/>
+        </w:rPr>
+        <w:t>.</w:t>
       </w:r>
     </w:p>
     <w:p>
@@ -409,7 +421,14 @@
         <w:rPr>
           <w:lang w:val="es-EC"/>
         </w:rPr>
-        <w:t xml:space="preserve"> en común pues los únicos comunes son los que heredan de la Super Clase. NOTA: los atributos propios son los atributos exclusivos de X clase especifica y no se comparten con ninguna otra clase bajo ninguna </w:t>
+        <w:t xml:space="preserve"> en común pues los únicos comunes son los que heredan de la Super Clase. NOTA: los atributos propios son los atributos exclusivos de X clase especifica y no se comparten con ninguna otra clase </w:t>
+      </w:r>
+      <w:proofErr w:type="gramStart"/>
+      <w:r>
+        <w:rPr>
+          <w:lang w:val="es-EC"/>
+        </w:rPr>
+        <w:t xml:space="preserve">bajo ninguna </w:t>
       </w:r>
       <w:r>
         <w:rPr>
@@ -417,6 +436,7 @@
         </w:rPr>
         <w:t>circunstancia</w:t>
       </w:r>
+      <w:proofErr w:type="gramEnd"/>
       <w:r>
         <w:rPr>
           <w:lang w:val="es-EC"/>
@@ -441,7 +461,21 @@
         <w:rPr>
           <w:lang w:val="es-EC"/>
         </w:rPr>
-        <w:t xml:space="preserve">Los atributos de la Super Clase deben ser protegidos porque así las Sub-Clases pueden acceder a los atributos de la misma, pero Clases que no sean sus Sub-Clases no pueden acceder a ellos. </w:t>
+        <w:t xml:space="preserve">Los atributos de la Super Clase deben ser protegidos porque así las Sub-Clases pueden acceder a los atributos de </w:t>
+      </w:r>
+      <w:proofErr w:type="gramStart"/>
+      <w:r>
+        <w:rPr>
+          <w:lang w:val="es-EC"/>
+        </w:rPr>
+        <w:t>la misma</w:t>
+      </w:r>
+      <w:proofErr w:type="gramEnd"/>
+      <w:r>
+        <w:rPr>
+          <w:lang w:val="es-EC"/>
+        </w:rPr>
+        <w:t xml:space="preserve">, pero Clases que no sean sus Sub-Clases no pueden acceder a ellos. </w:t>
       </w:r>
     </w:p>
     <w:sectPr>
